--- a/policies/build/chapters_v2/PSQ/HCO_PSQ_2_v2_REWRITE_DRAFT.docx
+++ b/policies/build/chapters_v2/PSQ/HCO_PSQ_2_v2_REWRITE_DRAFT.docx
@@ -386,7 +386,7 @@
     </w:p>
     <w:p>
       <w:r>
-        <w:t>Utilisation review preferably could be part of the quality improvement programme.</w:t>
+        <w:t>Utilisation review is recommended as part of the quality improvement programme.</w:t>
       </w:r>
     </w:p>
     <w:p>
@@ -446,6 +446,11 @@
       </w:r>
     </w:p>
     <w:p>
+      <w:r>
+        <w:t>Utilisation review means checking whether the length of stay, procedures, investigations and treatment given to a patient were clinically appropriate for that patient's condition — not simply whether they were carried out.</w:t>
+      </w:r>
+    </w:p>
+    <w:p>
       <w:pPr>
         <w:pStyle w:val="Heading2"/>
       </w:pPr>
@@ -811,7 +816,7 @@
     </w:p>
     <w:p>
       <w:r>
-        <w:t>Utilisation review preferably could be included.</w:t>
+        <w:t>Utilisation review is recommended for inclusion.</w:t>
       </w:r>
     </w:p>
     <w:p>
@@ -2590,7 +2595,7 @@
     <w:p>
       <w:pPr/>
       <w:r>
-        <w:t>This document is not issued by, endorsed by, or affiliated with NABH, the World Health Organization, the National Centre for Disease Control, the Food Safety and Standards Authority of India, any Pollution Control Board, or any other body named in it. Wording is original; no text has been reproduced from the standards, rules or guidelines referenced.</w:t>
+        <w:t>This document is not issued by, endorsed by, or affiliated with NABH or any other body named in it. Wording is original; no text has been reproduced from the standards, rules or guidelines referenced.</w:t>
       </w:r>
     </w:p>
     <w:sectPr>
